--- a/Tutorial.docx
+++ b/Tutorial.docx
@@ -4,6 +4,8 @@
   <w:body>
     <w:p>
       <w:pPr>
+        <w:pStyle w:val="2"/>
+        <w:bidi w:val="0"/>
         <w:rPr>
           <w:rFonts w:hint="default"/>
           <w:lang w:val="en-US"/>
@@ -14,35 +16,16 @@
           <w:rFonts w:hint="default"/>
           <w:lang w:val="en-US"/>
         </w:rPr>
-        <w:fldChar w:fldCharType="begin"/>
+        <w:t>Cara Membuat Iklan Anti Boncos</w:t>
       </w:r>
-      <w:r>
+    </w:p>
+    <w:p>
+      <w:pPr>
         <w:rPr>
           <w:rFonts w:hint="default"/>
           <w:lang w:val="en-US"/>
         </w:rPr>
-        <w:instrText xml:space="preserve">TOC \o "1-3" \h \u </w:instrText>
-      </w:r>
-      <w:r>
-        <w:rPr>
-          <w:rFonts w:hint="default"/>
-          <w:lang w:val="en-US"/>
-        </w:rPr>
-        <w:fldChar w:fldCharType="separate"/>
-      </w:r>
-      <w:r>
-        <w:rPr>
-          <w:b/>
-        </w:rPr>
-        <w:t>Error. No table of contents entries found.</w:t>
-      </w:r>
-      <w:r>
-        <w:rPr>
-          <w:rFonts w:hint="default"/>
-          <w:lang w:val="en-US"/>
-        </w:rPr>
-        <w:fldChar w:fldCharType="end"/>
-      </w:r>
+      </w:pPr>
       <w:bookmarkStart w:id="0" w:name="_GoBack"/>
       <w:bookmarkEnd w:id="0"/>
     </w:p>
@@ -325,12 +308,32 @@
       <w:lang w:val="en-US" w:eastAsia="zh-CN" w:bidi="ar-SA"/>
     </w:rPr>
   </w:style>
-  <w:style w:type="character" w:default="1" w:styleId="2">
+  <w:style w:type="paragraph" w:styleId="2">
+    <w:name w:val="heading 1"/>
+    <w:basedOn w:val="1"/>
+    <w:next w:val="1"/>
+    <w:qFormat/>
+    <w:uiPriority w:val="0"/>
+    <w:pPr>
+      <w:keepNext/>
+      <w:keepLines/>
+      <w:spacing w:before="340" w:after="330" w:line="578" w:lineRule="auto"/>
+      <w:outlineLvl w:val="0"/>
+    </w:pPr>
+    <w:rPr>
+      <w:b/>
+      <w:bCs/>
+      <w:kern w:val="44"/>
+      <w:sz w:val="44"/>
+      <w:szCs w:val="44"/>
+    </w:rPr>
+  </w:style>
+  <w:style w:type="character" w:default="1" w:styleId="3">
     <w:name w:val="Default Paragraph Font"/>
     <w:semiHidden/>
     <w:uiPriority w:val="0"/>
   </w:style>
-  <w:style w:type="table" w:default="1" w:styleId="3">
+  <w:style w:type="table" w:default="1" w:styleId="4">
     <w:name w:val="Normal Table"/>
     <w:semiHidden/>
     <w:qFormat/>

--- a/Tutorial.docx
+++ b/Tutorial.docx
@@ -4,25 +4,659 @@
   <w:body>
     <w:p>
       <w:pPr>
-        <w:pStyle w:val="2"/>
-        <w:bidi w:val="0"/>
-        <w:rPr>
-          <w:rFonts w:hint="default"/>
-          <w:lang w:val="en-US"/>
-        </w:rPr>
-      </w:pPr>
-      <w:r>
-        <w:rPr>
-          <w:rFonts w:hint="default"/>
-          <w:lang w:val="en-US"/>
-        </w:rPr>
-        <w:t>Cara Membuat Iklan Anti Boncos</w:t>
-      </w:r>
-    </w:p>
-    <w:p>
-      <w:pPr>
-        <w:rPr>
-          <w:rFonts w:hint="default"/>
+        <w:jc w:val="center"/>
+        <w:rPr>
+          <w:rFonts w:hint="default"/>
+          <w:b/>
+          <w:bCs/>
+          <w:lang w:val="en-US"/>
+        </w:rPr>
+      </w:pPr>
+      <w:r>
+        <w:rPr>
+          <w:rFonts w:hint="default"/>
+          <w:b/>
+          <w:bCs/>
+          <w:lang w:val="en-US"/>
+        </w:rPr>
+        <w:t>CARA MEMBUAT IKLAN ANTI BONCOS</w:t>
+      </w:r>
+    </w:p>
+    <w:p>
+      <w:pPr>
+        <w:rPr>
+          <w:rFonts w:hint="default"/>
+          <w:lang w:val="en-US"/>
+        </w:rPr>
+      </w:pPr>
+    </w:p>
+    <w:p>
+      <w:pPr>
+        <w:rPr>
+          <w:rFonts w:hint="default"/>
+          <w:lang w:val="en-US"/>
+        </w:rPr>
+      </w:pPr>
+      <w:r>
+        <w:rPr>
+          <w:rFonts w:hint="default"/>
+          <w:lang w:val="en-US"/>
+        </w:rPr>
+        <w:t>Pertama, buka terlebih dahulu akun iklan kalian dengan mencari Meta Ads di Google:</w:t>
+      </w:r>
+    </w:p>
+    <w:p>
+      <w:pPr>
+        <w:rPr>
+          <w:rFonts w:hint="default"/>
+          <w:lang w:val="en-US"/>
+        </w:rPr>
+      </w:pPr>
+    </w:p>
+    <w:p>
+      <w:pPr>
+        <w:rPr>
+          <w:rFonts w:hint="default"/>
+          <w:lang w:val="en-US"/>
+        </w:rPr>
+      </w:pPr>
+      <w:r>
+        <w:rPr>
+          <w:rFonts w:hint="default"/>
+          <w:lang w:val="en-US"/>
+        </w:rPr>
+        <w:drawing>
+          <wp:inline distT="0" distB="0" distL="114300" distR="114300">
+            <wp:extent cx="4375785" cy="1365885"/>
+            <wp:effectExtent l="0" t="0" r="5715" b="5715"/>
+            <wp:docPr id="2" name="Picture 2" descr="{18B49B1E-B637-4EDE-918D-1D568D55A41B}"/>
+            <wp:cNvGraphicFramePr>
+              <a:graphicFrameLocks xmlns:a="http://schemas.openxmlformats.org/drawingml/2006/main" noChangeAspect="1"/>
+            </wp:cNvGraphicFramePr>
+            <a:graphic xmlns:a="http://schemas.openxmlformats.org/drawingml/2006/main">
+              <a:graphicData uri="http://schemas.openxmlformats.org/drawingml/2006/picture">
+                <pic:pic xmlns:pic="http://schemas.openxmlformats.org/drawingml/2006/picture">
+                  <pic:nvPicPr>
+                    <pic:cNvPr id="2" name="Picture 2" descr="{18B49B1E-B637-4EDE-918D-1D568D55A41B}"/>
+                    <pic:cNvPicPr>
+                      <a:picLocks noChangeAspect="1"/>
+                    </pic:cNvPicPr>
+                  </pic:nvPicPr>
+                  <pic:blipFill>
+                    <a:blip r:embed="rId4"/>
+                    <a:stretch>
+                      <a:fillRect/>
+                    </a:stretch>
+                  </pic:blipFill>
+                  <pic:spPr>
+                    <a:xfrm>
+                      <a:off x="0" y="0"/>
+                      <a:ext cx="4375785" cy="1365885"/>
+                    </a:xfrm>
+                    <a:prstGeom prst="rect">
+                      <a:avLst/>
+                    </a:prstGeom>
+                  </pic:spPr>
+                </pic:pic>
+              </a:graphicData>
+            </a:graphic>
+          </wp:inline>
+        </w:drawing>
+      </w:r>
+    </w:p>
+    <w:p>
+      <w:pPr>
+        <w:rPr>
+          <w:rFonts w:hint="default"/>
+          <w:lang w:val="en-US"/>
+        </w:rPr>
+      </w:pPr>
+    </w:p>
+    <w:p>
+      <w:pPr>
+        <w:rPr>
+          <w:rFonts w:hint="default"/>
+          <w:lang w:val="en-US"/>
+        </w:rPr>
+      </w:pPr>
+      <w:r>
+        <w:rPr>
+          <w:rFonts w:hint="default"/>
+          <w:lang w:val="en-US"/>
+        </w:rPr>
+        <w:t>Lalu, klik saja link tersebut. Maka, akan tampil seperti ini:</w:t>
+      </w:r>
+    </w:p>
+    <w:p>
+      <w:pPr>
+        <w:rPr>
+          <w:rFonts w:hint="default"/>
+          <w:lang w:val="en-US"/>
+        </w:rPr>
+      </w:pPr>
+    </w:p>
+    <w:p>
+      <w:pPr>
+        <w:rPr>
+          <w:rFonts w:hint="default"/>
+          <w:lang w:val="en-US"/>
+        </w:rPr>
+      </w:pPr>
+      <w:r>
+        <w:rPr>
+          <w:rFonts w:hint="default"/>
+          <w:lang w:val="en-US"/>
+        </w:rPr>
+        <w:drawing>
+          <wp:inline distT="0" distB="0" distL="114300" distR="114300">
+            <wp:extent cx="4408170" cy="3469005"/>
+            <wp:effectExtent l="0" t="0" r="11430" b="17145"/>
+            <wp:docPr id="3" name="Picture 3" descr="{B33FDB98-802B-4C81-B772-25B4019EECE5}"/>
+            <wp:cNvGraphicFramePr>
+              <a:graphicFrameLocks xmlns:a="http://schemas.openxmlformats.org/drawingml/2006/main" noChangeAspect="1"/>
+            </wp:cNvGraphicFramePr>
+            <a:graphic xmlns:a="http://schemas.openxmlformats.org/drawingml/2006/main">
+              <a:graphicData uri="http://schemas.openxmlformats.org/drawingml/2006/picture">
+                <pic:pic xmlns:pic="http://schemas.openxmlformats.org/drawingml/2006/picture">
+                  <pic:nvPicPr>
+                    <pic:cNvPr id="3" name="Picture 3" descr="{B33FDB98-802B-4C81-B772-25B4019EECE5}"/>
+                    <pic:cNvPicPr>
+                      <a:picLocks noChangeAspect="1"/>
+                    </pic:cNvPicPr>
+                  </pic:nvPicPr>
+                  <pic:blipFill>
+                    <a:blip r:embed="rId5"/>
+                    <a:stretch>
+                      <a:fillRect/>
+                    </a:stretch>
+                  </pic:blipFill>
+                  <pic:spPr>
+                    <a:xfrm>
+                      <a:off x="0" y="0"/>
+                      <a:ext cx="4408170" cy="3469005"/>
+                    </a:xfrm>
+                    <a:prstGeom prst="rect">
+                      <a:avLst/>
+                    </a:prstGeom>
+                  </pic:spPr>
+                </pic:pic>
+              </a:graphicData>
+            </a:graphic>
+          </wp:inline>
+        </w:drawing>
+      </w:r>
+    </w:p>
+    <w:p>
+      <w:pPr>
+        <w:rPr>
+          <w:rFonts w:hint="default"/>
+          <w:lang w:val="en-US"/>
+        </w:rPr>
+      </w:pPr>
+    </w:p>
+    <w:p>
+      <w:pPr>
+        <w:rPr>
+          <w:rFonts w:hint="default"/>
+          <w:b w:val="0"/>
+          <w:bCs w:val="0"/>
+          <w:lang w:val="en-US"/>
+        </w:rPr>
+      </w:pPr>
+      <w:r>
+        <w:rPr>
+          <w:rFonts w:hint="default"/>
+          <w:lang w:val="en-US"/>
+        </w:rPr>
+        <w:t xml:space="preserve">Klik </w:t>
+      </w:r>
+      <w:r>
+        <w:rPr>
+          <w:rFonts w:hint="default"/>
+          <w:b/>
+          <w:bCs/>
+          <w:lang w:val="en-US"/>
+        </w:rPr>
+        <w:t>Buka Pengelola Iklan</w:t>
+      </w:r>
+      <w:r>
+        <w:rPr>
+          <w:rFonts w:hint="default"/>
+          <w:b w:val="0"/>
+          <w:bCs w:val="0"/>
+          <w:lang w:val="en-US"/>
+        </w:rPr>
+        <w:t>. Kemudian, akan tampil seperti ini:</w:t>
+      </w:r>
+    </w:p>
+    <w:p>
+      <w:pPr>
+        <w:rPr>
+          <w:rFonts w:hint="default"/>
+          <w:b w:val="0"/>
+          <w:bCs w:val="0"/>
+          <w:lang w:val="en-US"/>
+        </w:rPr>
+      </w:pPr>
+    </w:p>
+    <w:p>
+      <w:pPr>
+        <w:rPr>
+          <w:rFonts w:hint="default"/>
+          <w:b w:val="0"/>
+          <w:bCs w:val="0"/>
+          <w:lang w:val="en-US"/>
+        </w:rPr>
+      </w:pPr>
+      <w:r>
+        <w:rPr>
+          <w:rFonts w:hint="default"/>
+          <w:b w:val="0"/>
+          <w:bCs w:val="0"/>
+          <w:lang w:val="en-US"/>
+        </w:rPr>
+        <w:drawing>
+          <wp:inline distT="0" distB="0" distL="114300" distR="114300">
+            <wp:extent cx="4408805" cy="2051685"/>
+            <wp:effectExtent l="0" t="0" r="10795" b="5715"/>
+            <wp:docPr id="5" name="Picture 5" descr="{FAF35613-20EA-4235-9BF7-832A0CF6DB9B}"/>
+            <wp:cNvGraphicFramePr>
+              <a:graphicFrameLocks xmlns:a="http://schemas.openxmlformats.org/drawingml/2006/main" noChangeAspect="1"/>
+            </wp:cNvGraphicFramePr>
+            <a:graphic xmlns:a="http://schemas.openxmlformats.org/drawingml/2006/main">
+              <a:graphicData uri="http://schemas.openxmlformats.org/drawingml/2006/picture">
+                <pic:pic xmlns:pic="http://schemas.openxmlformats.org/drawingml/2006/picture">
+                  <pic:nvPicPr>
+                    <pic:cNvPr id="5" name="Picture 5" descr="{FAF35613-20EA-4235-9BF7-832A0CF6DB9B}"/>
+                    <pic:cNvPicPr>
+                      <a:picLocks noChangeAspect="1"/>
+                    </pic:cNvPicPr>
+                  </pic:nvPicPr>
+                  <pic:blipFill>
+                    <a:blip r:embed="rId6"/>
+                    <a:stretch>
+                      <a:fillRect/>
+                    </a:stretch>
+                  </pic:blipFill>
+                  <pic:spPr>
+                    <a:xfrm>
+                      <a:off x="0" y="0"/>
+                      <a:ext cx="4408805" cy="2051685"/>
+                    </a:xfrm>
+                    <a:prstGeom prst="rect">
+                      <a:avLst/>
+                    </a:prstGeom>
+                  </pic:spPr>
+                </pic:pic>
+              </a:graphicData>
+            </a:graphic>
+          </wp:inline>
+        </w:drawing>
+      </w:r>
+    </w:p>
+    <w:p>
+      <w:pPr>
+        <w:rPr>
+          <w:rFonts w:hint="default"/>
+          <w:b w:val="0"/>
+          <w:bCs w:val="0"/>
+          <w:lang w:val="en-US"/>
+        </w:rPr>
+      </w:pPr>
+    </w:p>
+    <w:p>
+      <w:pPr>
+        <w:rPr>
+          <w:rFonts w:hint="default"/>
+          <w:b w:val="0"/>
+          <w:bCs w:val="0"/>
+          <w:lang w:val="en-US"/>
+        </w:rPr>
+      </w:pPr>
+      <w:r>
+        <w:rPr>
+          <w:rFonts w:hint="default"/>
+          <w:b w:val="0"/>
+          <w:bCs w:val="0"/>
+          <w:lang w:val="en-US"/>
+        </w:rPr>
+        <w:t>Klik yang bagian ini:</w:t>
+      </w:r>
+    </w:p>
+    <w:p>
+      <w:pPr>
+        <w:rPr>
+          <w:rFonts w:hint="default"/>
+          <w:b w:val="0"/>
+          <w:bCs w:val="0"/>
+          <w:lang w:val="en-US"/>
+        </w:rPr>
+      </w:pPr>
+    </w:p>
+    <w:p>
+      <w:pPr>
+        <w:rPr>
+          <w:rFonts w:hint="default"/>
+          <w:b w:val="0"/>
+          <w:bCs w:val="0"/>
+          <w:lang w:val="en-US"/>
+        </w:rPr>
+      </w:pPr>
+      <w:r>
+        <w:rPr>
+          <w:rFonts w:hint="default"/>
+          <w:b w:val="0"/>
+          <w:bCs w:val="0"/>
+          <w:lang w:val="en-US"/>
+        </w:rPr>
+        <w:drawing>
+          <wp:inline distT="0" distB="0" distL="114300" distR="114300">
+            <wp:extent cx="4411345" cy="2830830"/>
+            <wp:effectExtent l="0" t="0" r="8255" b="7620"/>
+            <wp:docPr id="6" name="Picture 6" descr="{BAB6EF28-318C-4C36-B084-44728FD4DC86}"/>
+            <wp:cNvGraphicFramePr>
+              <a:graphicFrameLocks xmlns:a="http://schemas.openxmlformats.org/drawingml/2006/main" noChangeAspect="1"/>
+            </wp:cNvGraphicFramePr>
+            <a:graphic xmlns:a="http://schemas.openxmlformats.org/drawingml/2006/main">
+              <a:graphicData uri="http://schemas.openxmlformats.org/drawingml/2006/picture">
+                <pic:pic xmlns:pic="http://schemas.openxmlformats.org/drawingml/2006/picture">
+                  <pic:nvPicPr>
+                    <pic:cNvPr id="6" name="Picture 6" descr="{BAB6EF28-318C-4C36-B084-44728FD4DC86}"/>
+                    <pic:cNvPicPr>
+                      <a:picLocks noChangeAspect="1"/>
+                    </pic:cNvPicPr>
+                  </pic:nvPicPr>
+                  <pic:blipFill>
+                    <a:blip r:embed="rId7"/>
+                    <a:stretch>
+                      <a:fillRect/>
+                    </a:stretch>
+                  </pic:blipFill>
+                  <pic:spPr>
+                    <a:xfrm>
+                      <a:off x="0" y="0"/>
+                      <a:ext cx="4411345" cy="2830830"/>
+                    </a:xfrm>
+                    <a:prstGeom prst="rect">
+                      <a:avLst/>
+                    </a:prstGeom>
+                  </pic:spPr>
+                </pic:pic>
+              </a:graphicData>
+            </a:graphic>
+          </wp:inline>
+        </w:drawing>
+      </w:r>
+    </w:p>
+    <w:p>
+      <w:pPr>
+        <w:rPr>
+          <w:rFonts w:hint="default"/>
+          <w:b w:val="0"/>
+          <w:bCs w:val="0"/>
+          <w:lang w:val="en-US"/>
+        </w:rPr>
+      </w:pPr>
+    </w:p>
+    <w:p>
+      <w:pPr>
+        <w:rPr>
+          <w:rFonts w:hint="default"/>
+          <w:b w:val="0"/>
+          <w:bCs w:val="0"/>
+          <w:lang w:val="en-US"/>
+        </w:rPr>
+      </w:pPr>
+      <w:r>
+        <w:rPr>
+          <w:rFonts w:hint="default"/>
+          <w:b w:val="0"/>
+          <w:bCs w:val="0"/>
+          <w:lang w:val="en-US"/>
+        </w:rPr>
+        <w:t xml:space="preserve">Yang </w:t>
+      </w:r>
+      <w:r>
+        <w:rPr>
+          <w:rFonts w:hint="default"/>
+          <w:b/>
+          <w:bCs/>
+          <w:lang w:val="en-US"/>
+        </w:rPr>
+        <w:t xml:space="preserve">Semua fitur </w:t>
+      </w:r>
+      <w:r>
+        <w:rPr>
+          <w:rFonts w:hint="default"/>
+          <w:b w:val="0"/>
+          <w:bCs w:val="0"/>
+          <w:lang w:val="en-US"/>
+        </w:rPr>
+        <w:t>itu.</w:t>
+      </w:r>
+    </w:p>
+    <w:p>
+      <w:pPr>
+        <w:rPr>
+          <w:rFonts w:hint="default"/>
+          <w:b w:val="0"/>
+          <w:bCs w:val="0"/>
+          <w:lang w:val="en-US"/>
+        </w:rPr>
+      </w:pPr>
+    </w:p>
+    <w:p>
+      <w:pPr>
+        <w:rPr>
+          <w:rFonts w:hint="default"/>
+          <w:b w:val="0"/>
+          <w:bCs w:val="0"/>
+          <w:lang w:val="en-US"/>
+        </w:rPr>
+      </w:pPr>
+      <w:r>
+        <w:rPr>
+          <w:rFonts w:hint="default"/>
+          <w:b w:val="0"/>
+          <w:bCs w:val="0"/>
+          <w:lang w:val="en-US"/>
+        </w:rPr>
+        <w:t xml:space="preserve">Lalu klik </w:t>
+      </w:r>
+      <w:r>
+        <w:rPr>
+          <w:rFonts w:hint="default"/>
+          <w:b/>
+          <w:bCs/>
+          <w:lang w:val="en-US"/>
+        </w:rPr>
+        <w:t>Aturan otomatis</w:t>
+      </w:r>
+    </w:p>
+    <w:p>
+      <w:pPr>
+        <w:rPr>
+          <w:rFonts w:hint="default"/>
+          <w:b w:val="0"/>
+          <w:bCs w:val="0"/>
+          <w:lang w:val="en-US"/>
+        </w:rPr>
+      </w:pPr>
+    </w:p>
+    <w:p>
+      <w:pPr>
+        <w:rPr>
+          <w:rFonts w:hint="default"/>
+          <w:b w:val="0"/>
+          <w:bCs w:val="0"/>
+          <w:lang w:val="en-US"/>
+        </w:rPr>
+      </w:pPr>
+      <w:r>
+        <w:rPr>
+          <w:rFonts w:hint="default"/>
+          <w:b w:val="0"/>
+          <w:bCs w:val="0"/>
+          <w:lang w:val="en-US"/>
+        </w:rPr>
+        <w:drawing>
+          <wp:inline distT="0" distB="0" distL="114300" distR="114300">
+            <wp:extent cx="4405630" cy="3549015"/>
+            <wp:effectExtent l="0" t="0" r="13970" b="13335"/>
+            <wp:docPr id="7" name="Picture 7" descr="{BE31EC39-9598-4472-BBF2-DE04CF894D0A}"/>
+            <wp:cNvGraphicFramePr>
+              <a:graphicFrameLocks xmlns:a="http://schemas.openxmlformats.org/drawingml/2006/main" noChangeAspect="1"/>
+            </wp:cNvGraphicFramePr>
+            <a:graphic xmlns:a="http://schemas.openxmlformats.org/drawingml/2006/main">
+              <a:graphicData uri="http://schemas.openxmlformats.org/drawingml/2006/picture">
+                <pic:pic xmlns:pic="http://schemas.openxmlformats.org/drawingml/2006/picture">
+                  <pic:nvPicPr>
+                    <pic:cNvPr id="7" name="Picture 7" descr="{BE31EC39-9598-4472-BBF2-DE04CF894D0A}"/>
+                    <pic:cNvPicPr>
+                      <a:picLocks noChangeAspect="1"/>
+                    </pic:cNvPicPr>
+                  </pic:nvPicPr>
+                  <pic:blipFill>
+                    <a:blip r:embed="rId8"/>
+                    <a:stretch>
+                      <a:fillRect/>
+                    </a:stretch>
+                  </pic:blipFill>
+                  <pic:spPr>
+                    <a:xfrm>
+                      <a:off x="0" y="0"/>
+                      <a:ext cx="4405630" cy="3549015"/>
+                    </a:xfrm>
+                    <a:prstGeom prst="rect">
+                      <a:avLst/>
+                    </a:prstGeom>
+                  </pic:spPr>
+                </pic:pic>
+              </a:graphicData>
+            </a:graphic>
+          </wp:inline>
+        </w:drawing>
+      </w:r>
+    </w:p>
+    <w:p>
+      <w:pPr>
+        <w:rPr>
+          <w:rFonts w:hint="default"/>
+          <w:b w:val="0"/>
+          <w:bCs w:val="0"/>
+          <w:lang w:val="en-US"/>
+        </w:rPr>
+      </w:pPr>
+    </w:p>
+    <w:p>
+      <w:pPr>
+        <w:rPr>
+          <w:rFonts w:hint="default"/>
+          <w:b/>
+          <w:bCs/>
+          <w:lang w:val="en-US"/>
+        </w:rPr>
+      </w:pPr>
+      <w:r>
+        <w:rPr>
+          <w:rFonts w:hint="default"/>
+          <w:b w:val="0"/>
+          <w:bCs w:val="0"/>
+          <w:lang w:val="en-US"/>
+        </w:rPr>
+        <w:t xml:space="preserve">Klik </w:t>
+      </w:r>
+      <w:r>
+        <w:rPr>
+          <w:rFonts w:hint="default"/>
+          <w:b/>
+          <w:bCs/>
+          <w:lang w:val="en-US"/>
+        </w:rPr>
+        <w:t>Buat aturan</w:t>
+      </w:r>
+    </w:p>
+    <w:p>
+      <w:pPr>
+        <w:rPr>
+          <w:rFonts w:hint="default"/>
+          <w:b/>
+          <w:bCs/>
+          <w:lang w:val="en-US"/>
+        </w:rPr>
+      </w:pPr>
+    </w:p>
+    <w:p>
+      <w:pPr>
+        <w:rPr>
+          <w:rFonts w:hint="default"/>
+          <w:b/>
+          <w:bCs/>
+          <w:lang w:val="en-US"/>
+        </w:rPr>
+      </w:pPr>
+      <w:r>
+        <w:rPr>
+          <w:rFonts w:hint="default"/>
+          <w:b/>
+          <w:bCs/>
+          <w:lang w:val="en-US"/>
+        </w:rPr>
+        <w:drawing>
+          <wp:inline distT="0" distB="0" distL="114300" distR="114300">
+            <wp:extent cx="3848100" cy="2514600"/>
+            <wp:effectExtent l="0" t="0" r="0" b="0"/>
+            <wp:docPr id="8" name="Picture 8" descr="{93DD0FC3-B3A6-470E-B59A-15EA8C33CBF2}"/>
+            <wp:cNvGraphicFramePr>
+              <a:graphicFrameLocks xmlns:a="http://schemas.openxmlformats.org/drawingml/2006/main" noChangeAspect="1"/>
+            </wp:cNvGraphicFramePr>
+            <a:graphic xmlns:a="http://schemas.openxmlformats.org/drawingml/2006/main">
+              <a:graphicData uri="http://schemas.openxmlformats.org/drawingml/2006/picture">
+                <pic:pic xmlns:pic="http://schemas.openxmlformats.org/drawingml/2006/picture">
+                  <pic:nvPicPr>
+                    <pic:cNvPr id="8" name="Picture 8" descr="{93DD0FC3-B3A6-470E-B59A-15EA8C33CBF2}"/>
+                    <pic:cNvPicPr>
+                      <a:picLocks noChangeAspect="1"/>
+                    </pic:cNvPicPr>
+                  </pic:nvPicPr>
+                  <pic:blipFill>
+                    <a:blip r:embed="rId9"/>
+                    <a:stretch>
+                      <a:fillRect/>
+                    </a:stretch>
+                  </pic:blipFill>
+                  <pic:spPr>
+                    <a:xfrm>
+                      <a:off x="0" y="0"/>
+                      <a:ext cx="3848100" cy="2514600"/>
+                    </a:xfrm>
+                    <a:prstGeom prst="rect">
+                      <a:avLst/>
+                    </a:prstGeom>
+                  </pic:spPr>
+                </pic:pic>
+              </a:graphicData>
+            </a:graphic>
+          </wp:inline>
+        </w:drawing>
+      </w:r>
+    </w:p>
+    <w:p>
+      <w:pPr>
+        <w:rPr>
+          <w:rFonts w:hint="default"/>
+          <w:b/>
+          <w:bCs/>
+          <w:lang w:val="en-US"/>
+        </w:rPr>
+      </w:pPr>
+    </w:p>
+    <w:p>
+      <w:pPr>
+        <w:rPr>
+          <w:rFonts w:hint="default"/>
+          <w:b/>
+          <w:bCs/>
           <w:lang w:val="en-US"/>
         </w:rPr>
       </w:pPr>
@@ -30,8 +664,8 @@
       <w:bookmarkEnd w:id="0"/>
     </w:p>
     <w:sectPr>
-      <w:pgSz w:w="11906" w:h="16838"/>
-      <w:pgMar w:top="1440" w:right="1800" w:bottom="1440" w:left="1800" w:header="720" w:footer="720" w:gutter="0"/>
+      <w:pgSz w:w="8391" w:h="11906"/>
+      <w:pgMar w:top="720" w:right="720" w:bottom="720" w:left="720" w:header="720" w:footer="720" w:gutter="0"/>
       <w:cols w:space="720" w:num="1"/>
       <w:docGrid w:linePitch="360" w:charSpace="0"/>
     </w:sectPr>
@@ -115,7 +749,7 @@
     <w:lsdException w:qFormat="1" w:unhideWhenUsed="0" w:uiPriority="0" w:semiHidden="0" w:name="Title"/>
     <w:lsdException w:unhideWhenUsed="0" w:uiPriority="0" w:semiHidden="0" w:name="Closing"/>
     <w:lsdException w:unhideWhenUsed="0" w:uiPriority="0" w:semiHidden="0" w:name="Signature"/>
-    <w:lsdException w:unhideWhenUsed="0" w:uiPriority="0" w:name="Default Paragraph Font"/>
+    <w:lsdException w:qFormat="1" w:unhideWhenUsed="0" w:uiPriority="0" w:name="Default Paragraph Font"/>
     <w:lsdException w:unhideWhenUsed="0" w:uiPriority="0" w:semiHidden="0" w:name="Body Text"/>
     <w:lsdException w:unhideWhenUsed="0" w:uiPriority="0" w:semiHidden="0" w:name="Body Text Indent"/>
     <w:lsdException w:unhideWhenUsed="0" w:uiPriority="0" w:semiHidden="0" w:name="List Continue"/>
@@ -308,32 +942,13 @@
       <w:lang w:val="en-US" w:eastAsia="zh-CN" w:bidi="ar-SA"/>
     </w:rPr>
   </w:style>
-  <w:style w:type="paragraph" w:styleId="2">
-    <w:name w:val="heading 1"/>
-    <w:basedOn w:val="1"/>
-    <w:next w:val="1"/>
+  <w:style w:type="character" w:default="1" w:styleId="2">
+    <w:name w:val="Default Paragraph Font"/>
+    <w:semiHidden/>
     <w:qFormat/>
     <w:uiPriority w:val="0"/>
-    <w:pPr>
-      <w:keepNext/>
-      <w:keepLines/>
-      <w:spacing w:before="340" w:after="330" w:line="578" w:lineRule="auto"/>
-      <w:outlineLvl w:val="0"/>
-    </w:pPr>
-    <w:rPr>
-      <w:b/>
-      <w:bCs/>
-      <w:kern w:val="44"/>
-      <w:sz w:val="44"/>
-      <w:szCs w:val="44"/>
-    </w:rPr>
   </w:style>
-  <w:style w:type="character" w:default="1" w:styleId="3">
-    <w:name w:val="Default Paragraph Font"/>
-    <w:semiHidden/>
-    <w:uiPriority w:val="0"/>
-  </w:style>
-  <w:style w:type="table" w:default="1" w:styleId="4">
+  <w:style w:type="table" w:default="1" w:styleId="3">
     <w:name w:val="Normal Table"/>
     <w:semiHidden/>
     <w:qFormat/>
